--- a/core/Шаблоны/Счёт_на_оплату.docx
+++ b/core/Шаблоны/Счёт_на_оплату.docx
@@ -891,16 +891,7 @@
         <w:jc w:val="left"/>
       </w:pPr>
       <w:r>
-        <w:rPr>
-          <w:rFonts w:ascii="Times New Roman" w:cs="Times New Roman" w:eastAsia="Times New Roman" w:hAnsi="Times New Roman"/>
-          <w:b w:val="false"/>
-          <w:bCs w:val="false"/>
-          <w:i w:val="false"/>
-          <w:iCs w:val="false"/>
-          <w:sz w:val="22"/>
-          <w:szCs w:val="22"/>
-        </w:rPr>
-        <w:t xml:space="preserve">{{ настройки.исполнитель.должность }}    ______________________    {{ настройки.исполнитель.фио | ио }}</w:t>
+        <w:t>{{ настройки.исполнитель.должность }}  {{ факсимиле_директор }}  {{ настройки.исполнитель.фио | ио }}</w:t>
       </w:r>
     </w:p>
     <w:p>
@@ -909,16 +900,7 @@
         <w:jc w:val="left"/>
       </w:pPr>
       <w:r>
-        <w:rPr>
-          <w:rFonts w:ascii="Times New Roman" w:cs="Times New Roman" w:eastAsia="Times New Roman" w:hAnsi="Times New Roman"/>
-          <w:b w:val="false"/>
-          <w:bCs w:val="false"/>
-          <w:i/>
-          <w:iCs/>
-          <w:sz w:val="18"/>
-          <w:szCs w:val="18"/>
-        </w:rPr>
-        <w:t xml:space="preserve">                                                     М.П.</w:t>
+        <w:t xml:space="preserve">                                                     М.П. {{ факсимиле_печать }}</w:t>
       </w:r>
     </w:p>
     <w:sectPr>
